--- a/Presentation/Documentation Unreal.docx
+++ b/Presentation/Documentation Unreal.docx
@@ -7,122 +7,57 @@
         <w:tabs>
           <w:tab w:val="left" w:pos="2029"/>
         </w:tabs>
-        <w:rPr>
-          <w:lang w:val="it-IT"/>
-        </w:rPr>
       </w:pPr>
-      <w:proofErr w:type="spellStart"/>
-      <w:r>
-        <w:rPr>
-          <w:rStyle w:val="Heading2Char"/>
-          <w:lang w:val="it-IT"/>
+      <w:r>
+        <w:rPr>
+          <w:rStyle w:val="berschrift2Zchn"/>
         </w:rPr>
         <w:t>Zusammenfassung</w:t>
       </w:r>
-      <w:proofErr w:type="spellEnd"/>
       <w:r>
         <w:rPr>
           <w:b/>
           <w:bCs/>
-          <w:lang w:val="it-IT"/>
         </w:rPr>
         <w:br/>
-      </w:r>
-      <w:proofErr w:type="spellStart"/>
+        <w:t xml:space="preserve">Projektname: </w:t>
+      </w:r>
+      <w:r>
+        <w:t>Strong Standing (Beta)</w:t>
+      </w:r>
+      <w:r>
+        <w:br/>
+      </w:r>
       <w:r>
         <w:rPr>
           <w:b/>
           <w:bCs/>
-          <w:lang w:val="it-IT"/>
-        </w:rPr>
-        <w:t>Projektname</w:t>
-      </w:r>
-      <w:proofErr w:type="spellEnd"/>
+        </w:rPr>
+        <w:t>Genre:</w:t>
+      </w:r>
+      <w:r>
+        <w:t xml:space="preserve"> VR-Wellenbasierter Shooter</w:t>
+      </w:r>
+      <w:r>
+        <w:br/>
+      </w:r>
       <w:r>
         <w:rPr>
           <w:b/>
           <w:bCs/>
-          <w:lang w:val="it-IT"/>
-        </w:rPr>
-        <w:t xml:space="preserve">: </w:t>
+        </w:rPr>
+        <w:t>Plattform:</w:t>
+      </w:r>
+      <w:r>
+        <w:t xml:space="preserve"> </w:t>
       </w:r>
       <w:proofErr w:type="spellStart"/>
       <w:r>
-        <w:rPr>
-          <w:lang w:val="it-IT"/>
-        </w:rPr>
-        <w:t>Unreal</w:t>
+        <w:t>Meta</w:t>
       </w:r>
       <w:proofErr w:type="spellEnd"/>
       <w:r>
-        <w:rPr>
-          <w:lang w:val="it-IT"/>
-        </w:rPr>
-        <w:t xml:space="preserve"> VR Zombie Shooter</w:t>
-      </w:r>
-      <w:r>
-        <w:rPr>
-          <w:lang w:val="it-IT"/>
-        </w:rPr>
-        <w:br/>
-      </w:r>
-      <w:r>
-        <w:rPr>
-          <w:b/>
-          <w:bCs/>
-          <w:lang w:val="it-IT"/>
-        </w:rPr>
-        <w:t>Genre:</w:t>
-      </w:r>
-      <w:r>
-        <w:rPr>
-          <w:lang w:val="it-IT"/>
-        </w:rPr>
-        <w:t xml:space="preserve"> VR-</w:t>
-      </w:r>
-      <w:proofErr w:type="spellStart"/>
-      <w:r>
-        <w:rPr>
-          <w:lang w:val="it-IT"/>
-        </w:rPr>
-        <w:t>Wellenbasierter</w:t>
-      </w:r>
-      <w:proofErr w:type="spellEnd"/>
-      <w:r>
-        <w:rPr>
-          <w:lang w:val="it-IT"/>
-        </w:rPr>
-        <w:t xml:space="preserve"> Shooter</w:t>
-      </w:r>
-      <w:r>
-        <w:rPr>
-          <w:lang w:val="it-IT"/>
-        </w:rPr>
-        <w:br/>
-      </w:r>
-      <w:proofErr w:type="spellStart"/>
-      <w:r>
-        <w:rPr>
-          <w:b/>
-          <w:bCs/>
-          <w:lang w:val="it-IT"/>
-        </w:rPr>
-        <w:t>Plattform</w:t>
-      </w:r>
-      <w:proofErr w:type="spellEnd"/>
-      <w:r>
-        <w:rPr>
-          <w:b/>
-          <w:bCs/>
-          <w:lang w:val="it-IT"/>
-        </w:rPr>
-        <w:t>:</w:t>
-      </w:r>
-      <w:r>
-        <w:rPr>
-          <w:lang w:val="it-IT"/>
-        </w:rPr>
-        <w:t xml:space="preserve"> Meta Quest 2</w:t>
+        <w:t xml:space="preserve"> Quest 2</w:t>
       </w:r>
     </w:p>
     <w:p>
@@ -143,7 +78,7 @@
       </w:pPr>
       <w:r>
         <w:pict w14:anchorId="0C47F6EE">
-          <v:rect id="_x0000_i1043" style="width:0;height:1.5pt" o:hralign="center" o:hrstd="t" o:hr="t" fillcolor="#a0a0a0" stroked="f"/>
+          <v:rect id="_x0000_i1025" style="width:0;height:1.5pt" o:hralign="center" o:hrstd="t" o:hr="t" fillcolor="#a0a0a0" stroked="f"/>
         </w:pict>
       </w:r>
     </w:p>
@@ -155,7 +90,7 @@
       </w:pPr>
       <w:r>
         <w:rPr>
-          <w:rStyle w:val="Heading2Char"/>
+          <w:rStyle w:val="berschrift2Zchn"/>
         </w:rPr>
         <w:t>Gameplay &amp; Mechaniken</w:t>
       </w:r>
@@ -224,7 +159,7 @@
       </w:pPr>
       <w:r>
         <w:pict w14:anchorId="3FD8B724">
-          <v:rect id="_x0000_i1044" style="width:0;height:1.5pt" o:hralign="center" o:hrstd="t" o:hr="t" fillcolor="#a0a0a0" stroked="f"/>
+          <v:rect id="_x0000_i1026" style="width:0;height:1.5pt" o:hralign="center" o:hrstd="t" o:hr="t" fillcolor="#a0a0a0" stroked="f"/>
         </w:pict>
       </w:r>
     </w:p>
@@ -236,7 +171,7 @@
       </w:pPr>
       <w:r>
         <w:rPr>
-          <w:rStyle w:val="Heading2Char"/>
+          <w:rStyle w:val="berschrift2Zchn"/>
         </w:rPr>
         <w:t>VR-spezifisches Design</w:t>
       </w:r>
@@ -286,7 +221,7 @@
       </w:pPr>
       <w:r>
         <w:pict w14:anchorId="77F6C022">
-          <v:rect id="_x0000_i1045" style="width:0;height:1.5pt" o:hralign="center" o:hrstd="t" o:hr="t" fillcolor="#a0a0a0" stroked="f"/>
+          <v:rect id="_x0000_i1027" style="width:0;height:1.5pt" o:hralign="center" o:hrstd="t" o:hr="t" fillcolor="#a0a0a0" stroked="f"/>
         </w:pict>
       </w:r>
     </w:p>
@@ -298,13 +233,13 @@
       </w:pPr>
       <w:r>
         <w:rPr>
-          <w:rStyle w:val="Heading2Char"/>
+          <w:rStyle w:val="berschrift2Zchn"/>
         </w:rPr>
         <w:t>Technische Spezifikationen</w:t>
       </w:r>
       <w:r>
         <w:rPr>
-          <w:rStyle w:val="Heading2Char"/>
+          <w:rStyle w:val="berschrift2Zchn"/>
         </w:rPr>
         <w:br/>
       </w:r>
@@ -360,7 +295,7 @@
       </w:pPr>
       <w:r>
         <w:pict w14:anchorId="551DFEF9">
-          <v:rect id="_x0000_i1052" style="width:0;height:1.5pt" o:hralign="center" o:hrstd="t" o:hr="t" fillcolor="#a0a0a0" stroked="f"/>
+          <v:rect id="_x0000_i1028" style="width:0;height:1.5pt" o:hralign="center" o:hrstd="t" o:hr="t" fillcolor="#a0a0a0" stroked="f"/>
         </w:pict>
       </w:r>
     </w:p>
@@ -771,15 +706,15 @@
     <w:lsdException w:name="Unresolved Mention" w:semiHidden="1" w:unhideWhenUsed="1"/>
     <w:lsdException w:name="Smart Link" w:semiHidden="1" w:unhideWhenUsed="1"/>
   </w:latentStyles>
-  <w:style w:type="paragraph" w:default="1" w:styleId="Normal">
+  <w:style w:type="paragraph" w:default="1" w:styleId="Standard">
     <w:name w:val="Normal"/>
     <w:qFormat/>
   </w:style>
-  <w:style w:type="paragraph" w:styleId="Heading1">
+  <w:style w:type="paragraph" w:styleId="berschrift1">
     <w:name w:val="heading 1"/>
-    <w:basedOn w:val="Normal"/>
-    <w:next w:val="Normal"/>
-    <w:link w:val="Heading1Char"/>
+    <w:basedOn w:val="Standard"/>
+    <w:next w:val="Standard"/>
+    <w:link w:val="berschrift1Zchn"/>
     <w:uiPriority w:val="9"/>
     <w:qFormat/>
     <w:rsid w:val="00396A15"/>
@@ -796,11 +731,11 @@
       <w:szCs w:val="36"/>
     </w:rPr>
   </w:style>
-  <w:style w:type="paragraph" w:styleId="Heading2">
+  <w:style w:type="paragraph" w:styleId="berschrift2">
     <w:name w:val="heading 2"/>
-    <w:basedOn w:val="Normal"/>
-    <w:next w:val="Normal"/>
-    <w:link w:val="Heading2Char"/>
+    <w:basedOn w:val="Standard"/>
+    <w:next w:val="Standard"/>
+    <w:link w:val="berschrift2Zchn"/>
     <w:uiPriority w:val="9"/>
     <w:unhideWhenUsed/>
     <w:qFormat/>
@@ -818,11 +753,11 @@
       <w:szCs w:val="29"/>
     </w:rPr>
   </w:style>
-  <w:style w:type="paragraph" w:styleId="Heading3">
+  <w:style w:type="paragraph" w:styleId="berschrift3">
     <w:name w:val="heading 3"/>
-    <w:basedOn w:val="Normal"/>
-    <w:next w:val="Normal"/>
-    <w:link w:val="Heading3Char"/>
+    <w:basedOn w:val="Standard"/>
+    <w:next w:val="Standard"/>
+    <w:link w:val="berschrift3Zchn"/>
     <w:uiPriority w:val="9"/>
     <w:semiHidden/>
     <w:unhideWhenUsed/>
@@ -841,11 +776,11 @@
       <w:szCs w:val="25"/>
     </w:rPr>
   </w:style>
-  <w:style w:type="paragraph" w:styleId="Heading4">
+  <w:style w:type="paragraph" w:styleId="berschrift4">
     <w:name w:val="heading 4"/>
-    <w:basedOn w:val="Normal"/>
-    <w:next w:val="Normal"/>
-    <w:link w:val="Heading4Char"/>
+    <w:basedOn w:val="Standard"/>
+    <w:next w:val="Standard"/>
+    <w:link w:val="berschrift4Zchn"/>
     <w:uiPriority w:val="9"/>
     <w:semiHidden/>
     <w:unhideWhenUsed/>
@@ -864,11 +799,11 @@
       <w:color w:val="0F4761" w:themeColor="accent1" w:themeShade="BF"/>
     </w:rPr>
   </w:style>
-  <w:style w:type="paragraph" w:styleId="Heading5">
+  <w:style w:type="paragraph" w:styleId="berschrift5">
     <w:name w:val="heading 5"/>
-    <w:basedOn w:val="Normal"/>
-    <w:next w:val="Normal"/>
-    <w:link w:val="Heading5Char"/>
+    <w:basedOn w:val="Standard"/>
+    <w:next w:val="Standard"/>
+    <w:link w:val="berschrift5Zchn"/>
     <w:uiPriority w:val="9"/>
     <w:semiHidden/>
     <w:unhideWhenUsed/>
@@ -885,11 +820,11 @@
       <w:color w:val="0F4761" w:themeColor="accent1" w:themeShade="BF"/>
     </w:rPr>
   </w:style>
-  <w:style w:type="paragraph" w:styleId="Heading6">
+  <w:style w:type="paragraph" w:styleId="berschrift6">
     <w:name w:val="heading 6"/>
-    <w:basedOn w:val="Normal"/>
-    <w:next w:val="Normal"/>
-    <w:link w:val="Heading6Char"/>
+    <w:basedOn w:val="Standard"/>
+    <w:next w:val="Standard"/>
+    <w:link w:val="berschrift6Zchn"/>
     <w:uiPriority w:val="9"/>
     <w:semiHidden/>
     <w:unhideWhenUsed/>
@@ -908,11 +843,11 @@
       <w:color w:val="595959" w:themeColor="text1" w:themeTint="A6"/>
     </w:rPr>
   </w:style>
-  <w:style w:type="paragraph" w:styleId="Heading7">
+  <w:style w:type="paragraph" w:styleId="berschrift7">
     <w:name w:val="heading 7"/>
-    <w:basedOn w:val="Normal"/>
-    <w:next w:val="Normal"/>
-    <w:link w:val="Heading7Char"/>
+    <w:basedOn w:val="Standard"/>
+    <w:next w:val="Standard"/>
+    <w:link w:val="berschrift7Zchn"/>
     <w:uiPriority w:val="9"/>
     <w:semiHidden/>
     <w:unhideWhenUsed/>
@@ -929,11 +864,11 @@
       <w:color w:val="595959" w:themeColor="text1" w:themeTint="A6"/>
     </w:rPr>
   </w:style>
-  <w:style w:type="paragraph" w:styleId="Heading8">
+  <w:style w:type="paragraph" w:styleId="berschrift8">
     <w:name w:val="heading 8"/>
-    <w:basedOn w:val="Normal"/>
-    <w:next w:val="Normal"/>
-    <w:link w:val="Heading8Char"/>
+    <w:basedOn w:val="Standard"/>
+    <w:next w:val="Standard"/>
+    <w:link w:val="berschrift8Zchn"/>
     <w:uiPriority w:val="9"/>
     <w:semiHidden/>
     <w:unhideWhenUsed/>
@@ -952,11 +887,11 @@
       <w:color w:val="272727" w:themeColor="text1" w:themeTint="D8"/>
     </w:rPr>
   </w:style>
-  <w:style w:type="paragraph" w:styleId="Heading9">
+  <w:style w:type="paragraph" w:styleId="berschrift9">
     <w:name w:val="heading 9"/>
-    <w:basedOn w:val="Normal"/>
-    <w:next w:val="Normal"/>
-    <w:link w:val="Heading9Char"/>
+    <w:basedOn w:val="Standard"/>
+    <w:next w:val="Standard"/>
+    <w:link w:val="berschrift9Zchn"/>
     <w:uiPriority w:val="9"/>
     <w:semiHidden/>
     <w:unhideWhenUsed/>
@@ -973,12 +908,13 @@
       <w:color w:val="272727" w:themeColor="text1" w:themeTint="D8"/>
     </w:rPr>
   </w:style>
-  <w:style w:type="character" w:default="1" w:styleId="DefaultParagraphFont">
+  <w:style w:type="character" w:default="1" w:styleId="Absatz-Standardschriftart">
     <w:name w:val="Default Paragraph Font"/>
     <w:uiPriority w:val="1"/>
+    <w:semiHidden/>
     <w:unhideWhenUsed/>
   </w:style>
-  <w:style w:type="table" w:default="1" w:styleId="TableNormal">
+  <w:style w:type="table" w:default="1" w:styleId="NormaleTabelle">
     <w:name w:val="Normal Table"/>
     <w:uiPriority w:val="99"/>
     <w:semiHidden/>
@@ -993,16 +929,16 @@
       </w:tblCellMar>
     </w:tblPr>
   </w:style>
-  <w:style w:type="numbering" w:default="1" w:styleId="NoList">
+  <w:style w:type="numbering" w:default="1" w:styleId="KeineListe">
     <w:name w:val="No List"/>
     <w:uiPriority w:val="99"/>
     <w:semiHidden/>
     <w:unhideWhenUsed/>
   </w:style>
-  <w:style w:type="character" w:customStyle="1" w:styleId="Heading1Char">
-    <w:name w:val="Heading 1 Char"/>
-    <w:basedOn w:val="DefaultParagraphFont"/>
-    <w:link w:val="Heading1"/>
+  <w:style w:type="character" w:customStyle="1" w:styleId="berschrift1Zchn">
+    <w:name w:val="Überschrift 1 Zchn"/>
+    <w:basedOn w:val="Absatz-Standardschriftart"/>
+    <w:link w:val="berschrift1"/>
     <w:uiPriority w:val="9"/>
     <w:rsid w:val="00396A15"/>
     <w:rPr>
@@ -1012,10 +948,10 @@
       <w:szCs w:val="36"/>
     </w:rPr>
   </w:style>
-  <w:style w:type="character" w:customStyle="1" w:styleId="Heading2Char">
-    <w:name w:val="Heading 2 Char"/>
-    <w:basedOn w:val="DefaultParagraphFont"/>
-    <w:link w:val="Heading2"/>
+  <w:style w:type="character" w:customStyle="1" w:styleId="berschrift2Zchn">
+    <w:name w:val="Überschrift 2 Zchn"/>
+    <w:basedOn w:val="Absatz-Standardschriftart"/>
+    <w:link w:val="berschrift2"/>
     <w:uiPriority w:val="9"/>
     <w:rsid w:val="00396A15"/>
     <w:rPr>
@@ -1025,10 +961,10 @@
       <w:szCs w:val="29"/>
     </w:rPr>
   </w:style>
-  <w:style w:type="character" w:customStyle="1" w:styleId="Heading3Char">
-    <w:name w:val="Heading 3 Char"/>
-    <w:basedOn w:val="DefaultParagraphFont"/>
-    <w:link w:val="Heading3"/>
+  <w:style w:type="character" w:customStyle="1" w:styleId="berschrift3Zchn">
+    <w:name w:val="Überschrift 3 Zchn"/>
+    <w:basedOn w:val="Absatz-Standardschriftart"/>
+    <w:link w:val="berschrift3"/>
     <w:uiPriority w:val="9"/>
     <w:semiHidden/>
     <w:rsid w:val="00396A15"/>
@@ -1039,10 +975,10 @@
       <w:szCs w:val="25"/>
     </w:rPr>
   </w:style>
-  <w:style w:type="character" w:customStyle="1" w:styleId="Heading4Char">
-    <w:name w:val="Heading 4 Char"/>
-    <w:basedOn w:val="DefaultParagraphFont"/>
-    <w:link w:val="Heading4"/>
+  <w:style w:type="character" w:customStyle="1" w:styleId="berschrift4Zchn">
+    <w:name w:val="Überschrift 4 Zchn"/>
+    <w:basedOn w:val="Absatz-Standardschriftart"/>
+    <w:link w:val="berschrift4"/>
     <w:uiPriority w:val="9"/>
     <w:semiHidden/>
     <w:rsid w:val="00396A15"/>
@@ -1053,10 +989,10 @@
       <w:color w:val="0F4761" w:themeColor="accent1" w:themeShade="BF"/>
     </w:rPr>
   </w:style>
-  <w:style w:type="character" w:customStyle="1" w:styleId="Heading5Char">
-    <w:name w:val="Heading 5 Char"/>
-    <w:basedOn w:val="DefaultParagraphFont"/>
-    <w:link w:val="Heading5"/>
+  <w:style w:type="character" w:customStyle="1" w:styleId="berschrift5Zchn">
+    <w:name w:val="Überschrift 5 Zchn"/>
+    <w:basedOn w:val="Absatz-Standardschriftart"/>
+    <w:link w:val="berschrift5"/>
     <w:uiPriority w:val="9"/>
     <w:semiHidden/>
     <w:rsid w:val="00396A15"/>
@@ -1065,10 +1001,10 @@
       <w:color w:val="0F4761" w:themeColor="accent1" w:themeShade="BF"/>
     </w:rPr>
   </w:style>
-  <w:style w:type="character" w:customStyle="1" w:styleId="Heading6Char">
-    <w:name w:val="Heading 6 Char"/>
-    <w:basedOn w:val="DefaultParagraphFont"/>
-    <w:link w:val="Heading6"/>
+  <w:style w:type="character" w:customStyle="1" w:styleId="berschrift6Zchn">
+    <w:name w:val="Überschrift 6 Zchn"/>
+    <w:basedOn w:val="Absatz-Standardschriftart"/>
+    <w:link w:val="berschrift6"/>
     <w:uiPriority w:val="9"/>
     <w:semiHidden/>
     <w:rsid w:val="00396A15"/>
@@ -1079,10 +1015,10 @@
       <w:color w:val="595959" w:themeColor="text1" w:themeTint="A6"/>
     </w:rPr>
   </w:style>
-  <w:style w:type="character" w:customStyle="1" w:styleId="Heading7Char">
-    <w:name w:val="Heading 7 Char"/>
-    <w:basedOn w:val="DefaultParagraphFont"/>
-    <w:link w:val="Heading7"/>
+  <w:style w:type="character" w:customStyle="1" w:styleId="berschrift7Zchn">
+    <w:name w:val="Überschrift 7 Zchn"/>
+    <w:basedOn w:val="Absatz-Standardschriftart"/>
+    <w:link w:val="berschrift7"/>
     <w:uiPriority w:val="9"/>
     <w:semiHidden/>
     <w:rsid w:val="00396A15"/>
@@ -1091,10 +1027,10 @@
       <w:color w:val="595959" w:themeColor="text1" w:themeTint="A6"/>
     </w:rPr>
   </w:style>
-  <w:style w:type="character" w:customStyle="1" w:styleId="Heading8Char">
-    <w:name w:val="Heading 8 Char"/>
-    <w:basedOn w:val="DefaultParagraphFont"/>
-    <w:link w:val="Heading8"/>
+  <w:style w:type="character" w:customStyle="1" w:styleId="berschrift8Zchn">
+    <w:name w:val="Überschrift 8 Zchn"/>
+    <w:basedOn w:val="Absatz-Standardschriftart"/>
+    <w:link w:val="berschrift8"/>
     <w:uiPriority w:val="9"/>
     <w:semiHidden/>
     <w:rsid w:val="00396A15"/>
@@ -1105,10 +1041,10 @@
       <w:color w:val="272727" w:themeColor="text1" w:themeTint="D8"/>
     </w:rPr>
   </w:style>
-  <w:style w:type="character" w:customStyle="1" w:styleId="Heading9Char">
-    <w:name w:val="Heading 9 Char"/>
-    <w:basedOn w:val="DefaultParagraphFont"/>
-    <w:link w:val="Heading9"/>
+  <w:style w:type="character" w:customStyle="1" w:styleId="berschrift9Zchn">
+    <w:name w:val="Überschrift 9 Zchn"/>
+    <w:basedOn w:val="Absatz-Standardschriftart"/>
+    <w:link w:val="berschrift9"/>
     <w:uiPriority w:val="9"/>
     <w:semiHidden/>
     <w:rsid w:val="00396A15"/>
@@ -1117,11 +1053,11 @@
       <w:color w:val="272727" w:themeColor="text1" w:themeTint="D8"/>
     </w:rPr>
   </w:style>
-  <w:style w:type="paragraph" w:styleId="Title">
+  <w:style w:type="paragraph" w:styleId="Titel">
     <w:name w:val="Title"/>
-    <w:basedOn w:val="Normal"/>
-    <w:next w:val="Normal"/>
-    <w:link w:val="TitleChar"/>
+    <w:basedOn w:val="Standard"/>
+    <w:next w:val="Standard"/>
+    <w:link w:val="TitelZchn"/>
     <w:uiPriority w:val="10"/>
     <w:qFormat/>
     <w:rsid w:val="00396A15"/>
@@ -1137,10 +1073,10 @@
       <w:szCs w:val="50"/>
     </w:rPr>
   </w:style>
-  <w:style w:type="character" w:customStyle="1" w:styleId="TitleChar">
-    <w:name w:val="Title Char"/>
-    <w:basedOn w:val="DefaultParagraphFont"/>
-    <w:link w:val="Title"/>
+  <w:style w:type="character" w:customStyle="1" w:styleId="TitelZchn">
+    <w:name w:val="Titel Zchn"/>
+    <w:basedOn w:val="Absatz-Standardschriftart"/>
+    <w:link w:val="Titel"/>
     <w:uiPriority w:val="10"/>
     <w:rsid w:val="00396A15"/>
     <w:rPr>
@@ -1151,11 +1087,11 @@
       <w:szCs w:val="50"/>
     </w:rPr>
   </w:style>
-  <w:style w:type="paragraph" w:styleId="Subtitle">
+  <w:style w:type="paragraph" w:styleId="Untertitel">
     <w:name w:val="Subtitle"/>
-    <w:basedOn w:val="Normal"/>
-    <w:next w:val="Normal"/>
-    <w:link w:val="SubtitleChar"/>
+    <w:basedOn w:val="Standard"/>
+    <w:next w:val="Standard"/>
+    <w:link w:val="UntertitelZchn"/>
     <w:uiPriority w:val="11"/>
     <w:qFormat/>
     <w:rsid w:val="00396A15"/>
@@ -1172,10 +1108,10 @@
       <w:szCs w:val="25"/>
     </w:rPr>
   </w:style>
-  <w:style w:type="character" w:customStyle="1" w:styleId="SubtitleChar">
-    <w:name w:val="Subtitle Char"/>
-    <w:basedOn w:val="DefaultParagraphFont"/>
-    <w:link w:val="Subtitle"/>
+  <w:style w:type="character" w:customStyle="1" w:styleId="UntertitelZchn">
+    <w:name w:val="Untertitel Zchn"/>
+    <w:basedOn w:val="Absatz-Standardschriftart"/>
+    <w:link w:val="Untertitel"/>
     <w:uiPriority w:val="11"/>
     <w:rsid w:val="00396A15"/>
     <w:rPr>
@@ -1186,11 +1122,11 @@
       <w:szCs w:val="25"/>
     </w:rPr>
   </w:style>
-  <w:style w:type="paragraph" w:styleId="Quote">
+  <w:style w:type="paragraph" w:styleId="Zitat">
     <w:name w:val="Quote"/>
-    <w:basedOn w:val="Normal"/>
-    <w:next w:val="Normal"/>
-    <w:link w:val="QuoteChar"/>
+    <w:basedOn w:val="Standard"/>
+    <w:next w:val="Standard"/>
+    <w:link w:val="ZitatZchn"/>
     <w:uiPriority w:val="29"/>
     <w:qFormat/>
     <w:rsid w:val="00396A15"/>
@@ -1204,10 +1140,10 @@
       <w:color w:val="404040" w:themeColor="text1" w:themeTint="BF"/>
     </w:rPr>
   </w:style>
-  <w:style w:type="character" w:customStyle="1" w:styleId="QuoteChar">
-    <w:name w:val="Quote Char"/>
-    <w:basedOn w:val="DefaultParagraphFont"/>
-    <w:link w:val="Quote"/>
+  <w:style w:type="character" w:customStyle="1" w:styleId="ZitatZchn">
+    <w:name w:val="Zitat Zchn"/>
+    <w:basedOn w:val="Absatz-Standardschriftart"/>
+    <w:link w:val="Zitat"/>
     <w:uiPriority w:val="29"/>
     <w:rsid w:val="00396A15"/>
     <w:rPr>
@@ -1216,9 +1152,9 @@
       <w:color w:val="404040" w:themeColor="text1" w:themeTint="BF"/>
     </w:rPr>
   </w:style>
-  <w:style w:type="paragraph" w:styleId="ListParagraph">
+  <w:style w:type="paragraph" w:styleId="Listenabsatz">
     <w:name w:val="List Paragraph"/>
-    <w:basedOn w:val="Normal"/>
+    <w:basedOn w:val="Standard"/>
     <w:uiPriority w:val="34"/>
     <w:qFormat/>
     <w:rsid w:val="00396A15"/>
@@ -1227,9 +1163,9 @@
       <w:contextualSpacing/>
     </w:pPr>
   </w:style>
-  <w:style w:type="character" w:styleId="IntenseEmphasis">
+  <w:style w:type="character" w:styleId="IntensiveHervorhebung">
     <w:name w:val="Intense Emphasis"/>
-    <w:basedOn w:val="DefaultParagraphFont"/>
+    <w:basedOn w:val="Absatz-Standardschriftart"/>
     <w:uiPriority w:val="21"/>
     <w:qFormat/>
     <w:rsid w:val="00396A15"/>
@@ -1239,11 +1175,11 @@
       <w:color w:val="0F4761" w:themeColor="accent1" w:themeShade="BF"/>
     </w:rPr>
   </w:style>
-  <w:style w:type="paragraph" w:styleId="IntenseQuote">
+  <w:style w:type="paragraph" w:styleId="IntensivesZitat">
     <w:name w:val="Intense Quote"/>
-    <w:basedOn w:val="Normal"/>
-    <w:next w:val="Normal"/>
-    <w:link w:val="IntenseQuoteChar"/>
+    <w:basedOn w:val="Standard"/>
+    <w:next w:val="Standard"/>
+    <w:link w:val="IntensivesZitatZchn"/>
     <w:uiPriority w:val="30"/>
     <w:qFormat/>
     <w:rsid w:val="00396A15"/>
@@ -1262,10 +1198,10 @@
       <w:color w:val="0F4761" w:themeColor="accent1" w:themeShade="BF"/>
     </w:rPr>
   </w:style>
-  <w:style w:type="character" w:customStyle="1" w:styleId="IntenseQuoteChar">
-    <w:name w:val="Intense Quote Char"/>
-    <w:basedOn w:val="DefaultParagraphFont"/>
-    <w:link w:val="IntenseQuote"/>
+  <w:style w:type="character" w:customStyle="1" w:styleId="IntensivesZitatZchn">
+    <w:name w:val="Intensives Zitat Zchn"/>
+    <w:basedOn w:val="Absatz-Standardschriftart"/>
+    <w:link w:val="IntensivesZitat"/>
     <w:uiPriority w:val="30"/>
     <w:rsid w:val="00396A15"/>
     <w:rPr>
@@ -1274,9 +1210,9 @@
       <w:color w:val="0F4761" w:themeColor="accent1" w:themeShade="BF"/>
     </w:rPr>
   </w:style>
-  <w:style w:type="character" w:styleId="IntenseReference">
+  <w:style w:type="character" w:styleId="IntensiverVerweis">
     <w:name w:val="Intense Reference"/>
-    <w:basedOn w:val="DefaultParagraphFont"/>
+    <w:basedOn w:val="Absatz-Standardschriftart"/>
     <w:uiPriority w:val="32"/>
     <w:qFormat/>
     <w:rsid w:val="00396A15"/>

--- a/Presentation/Documentation Unreal.docx
+++ b/Presentation/Documentation Unreal.docx
@@ -9,6 +9,64 @@
         </w:tabs>
       </w:pPr>
       <w:r>
+        <w:drawing>
+          <wp:anchor distT="0" distB="0" distL="114300" distR="114300" simplePos="0" relativeHeight="251658240" behindDoc="0" locked="0" layoutInCell="1" allowOverlap="1" wp14:anchorId="1C525C6D" wp14:editId="3568E6AD">
+            <wp:simplePos x="0" y="0"/>
+            <wp:positionH relativeFrom="page">
+              <wp:posOffset>5210399</wp:posOffset>
+            </wp:positionH>
+            <wp:positionV relativeFrom="paragraph">
+              <wp:posOffset>1164179</wp:posOffset>
+            </wp:positionV>
+            <wp:extent cx="1163320" cy="1169670"/>
+            <wp:effectExtent l="0" t="0" r="0" b="0"/>
+            <wp:wrapSquare wrapText="bothSides"/>
+            <wp:docPr id="992063215" name="Grafik 4" descr="GitHub – Wikipedia"/>
+            <wp:cNvGraphicFramePr>
+              <a:graphicFrameLocks xmlns:a="http://schemas.openxmlformats.org/drawingml/2006/main" noChangeAspect="1"/>
+            </wp:cNvGraphicFramePr>
+            <a:graphic xmlns:a="http://schemas.openxmlformats.org/drawingml/2006/main">
+              <a:graphicData uri="http://schemas.openxmlformats.org/drawingml/2006/picture">
+                <pic:pic xmlns:pic="http://schemas.openxmlformats.org/drawingml/2006/picture">
+                  <pic:nvPicPr>
+                    <pic:cNvPr id="0" name="Picture 20" descr="GitHub – Wikipedia"/>
+                    <pic:cNvPicPr>
+                      <a:picLocks noChangeAspect="1" noChangeArrowheads="1"/>
+                    </pic:cNvPicPr>
+                  </pic:nvPicPr>
+                  <pic:blipFill>
+                    <a:blip r:embed="rId4" cstate="print">
+                      <a:extLst>
+                        <a:ext uri="{28A0092B-C50C-407E-A947-70E740481C1C}">
+                          <a14:useLocalDpi xmlns:a14="http://schemas.microsoft.com/office/drawing/2010/main" val="0"/>
+                        </a:ext>
+                      </a:extLst>
+                    </a:blip>
+                    <a:srcRect/>
+                    <a:stretch>
+                      <a:fillRect/>
+                    </a:stretch>
+                  </pic:blipFill>
+                  <pic:spPr bwMode="auto">
+                    <a:xfrm>
+                      <a:off x="0" y="0"/>
+                      <a:ext cx="1163320" cy="1169670"/>
+                    </a:xfrm>
+                    <a:prstGeom prst="rect">
+                      <a:avLst/>
+                    </a:prstGeom>
+                    <a:noFill/>
+                    <a:ln>
+                      <a:noFill/>
+                    </a:ln>
+                  </pic:spPr>
+                </pic:pic>
+              </a:graphicData>
+            </a:graphic>
+          </wp:anchor>
+        </w:drawing>
+      </w:r>
+      <w:r>
         <w:rPr>
           <w:rStyle w:val="berschrift2Zchn"/>
         </w:rPr>
@@ -58,6 +116,104 @@
       <w:proofErr w:type="spellEnd"/>
       <w:r>
         <w:t xml:space="preserve"> Quest 2</w:t>
+      </w:r>
+      <w:r>
+        <w:br/>
+      </w:r>
+      <w:r>
+        <w:rPr>
+          <w:b/>
+          <w:bCs/>
+        </w:rPr>
+        <w:t xml:space="preserve">Tools: </w:t>
+      </w:r>
+      <w:r>
+        <w:t xml:space="preserve">Unreal Engine 5.7.2, </w:t>
+      </w:r>
+      <w:proofErr w:type="spellStart"/>
+      <w:r>
+        <w:t>Github</w:t>
+      </w:r>
+      <w:proofErr w:type="spellEnd"/>
+      <w:r>
+        <w:t>, Sketchlab, Metaquest Link</w:t>
+      </w:r>
+      <w:r>
+        <w:tab/>
+      </w:r>
+      <w:r>
+        <w:tab/>
+      </w:r>
+      <w:r>
+        <w:tab/>
+      </w:r>
+      <w:r>
+        <w:tab/>
+      </w:r>
+      <w:r>
+        <w:tab/>
+      </w:r>
+      <w:r>
+        <w:tab/>
+      </w:r>
+      <w:r>
+        <w:tab/>
+      </w:r>
+      <w:r>
+        <w:tab/>
+      </w:r>
+      <w:r>
+        <w:tab/>
+      </w:r>
+      <w:r>
+        <w:drawing>
+          <wp:inline distT="0" distB="0" distL="0" distR="0" wp14:anchorId="045F9FB2" wp14:editId="32670649">
+            <wp:extent cx="1163171" cy="1169670"/>
+            <wp:effectExtent l="0" t="0" r="0" b="0"/>
+            <wp:docPr id="1913710515" name="Grafik 2" descr="Unreal Engine 5.7 is now available - Unreal Engine"/>
+            <wp:cNvGraphicFramePr>
+              <a:graphicFrameLocks xmlns:a="http://schemas.openxmlformats.org/drawingml/2006/main" noChangeAspect="1"/>
+            </wp:cNvGraphicFramePr>
+            <a:graphic xmlns:a="http://schemas.openxmlformats.org/drawingml/2006/main">
+              <a:graphicData uri="http://schemas.openxmlformats.org/drawingml/2006/picture">
+                <pic:pic xmlns:pic="http://schemas.openxmlformats.org/drawingml/2006/picture">
+                  <pic:nvPicPr>
+                    <pic:cNvPr id="0" name="Picture 13" descr="Unreal Engine 5.7 is now available - Unreal Engine"/>
+                    <pic:cNvPicPr>
+                      <a:picLocks noChangeAspect="1" noChangeArrowheads="1"/>
+                    </pic:cNvPicPr>
+                  </pic:nvPicPr>
+                  <pic:blipFill>
+                    <a:blip r:embed="rId5" cstate="print">
+                      <a:extLst>
+                        <a:ext uri="{28A0092B-C50C-407E-A947-70E740481C1C}">
+                          <a14:useLocalDpi xmlns:a14="http://schemas.microsoft.com/office/drawing/2010/main" val="0"/>
+                        </a:ext>
+                      </a:extLst>
+                    </a:blip>
+                    <a:srcRect/>
+                    <a:stretch>
+                      <a:fillRect/>
+                    </a:stretch>
+                  </pic:blipFill>
+                  <pic:spPr bwMode="auto">
+                    <a:xfrm>
+                      <a:off x="0" y="0"/>
+                      <a:ext cx="1163171" cy="1169670"/>
+                    </a:xfrm>
+                    <a:prstGeom prst="rect">
+                      <a:avLst/>
+                    </a:prstGeom>
+                    <a:noFill/>
+                    <a:ln>
+                      <a:noFill/>
+                    </a:ln>
+                  </pic:spPr>
+                </pic:pic>
+              </a:graphicData>
+            </a:graphic>
+          </wp:inline>
+        </w:drawing>
       </w:r>
     </w:p>
     <w:p>
@@ -87,6 +243,10 @@
         <w:tabs>
           <w:tab w:val="left" w:pos="2029"/>
         </w:tabs>
+        <w:rPr>
+          <w:b/>
+          <w:bCs/>
+        </w:rPr>
       </w:pPr>
       <w:r>
         <w:rPr>
@@ -294,8 +454,9 @@
         </w:tabs>
       </w:pPr>
       <w:r>
+        <w:lastRenderedPageBreak/>
         <w:pict w14:anchorId="551DFEF9">
-          <v:rect id="_x0000_i1028" style="width:0;height:1.5pt" o:hralign="center" o:hrstd="t" o:hr="t" fillcolor="#a0a0a0" stroked="f"/>
+          <v:rect id="_x0000_i1031" style="width:0;height:1.5pt" o:hralign="center" o:bullet="t" o:hrstd="t" o:hr="t" fillcolor="#a0a0a0" stroked="f"/>
         </w:pict>
       </w:r>
     </w:p>
@@ -911,7 +1072,6 @@
   <w:style w:type="character" w:default="1" w:styleId="Absatz-Standardschriftart">
     <w:name w:val="Default Paragraph Font"/>
     <w:uiPriority w:val="1"/>
-    <w:semiHidden/>
     <w:unhideWhenUsed/>
   </w:style>
   <w:style w:type="table" w:default="1" w:styleId="NormaleTabelle">

--- a/Presentation/Documentation Unreal.docx
+++ b/Presentation/Documentation Unreal.docx
@@ -9,19 +9,22 @@
         </w:tabs>
       </w:pPr>
       <w:r>
+        <w:rPr>
+          <w:noProof/>
+        </w:rPr>
         <w:drawing>
-          <wp:anchor distT="0" distB="0" distL="114300" distR="114300" simplePos="0" relativeHeight="251658240" behindDoc="0" locked="0" layoutInCell="1" allowOverlap="1" wp14:anchorId="1C525C6D" wp14:editId="3568E6AD">
+          <wp:anchor distT="0" distB="0" distL="114300" distR="114300" simplePos="0" relativeHeight="251661312" behindDoc="1" locked="0" layoutInCell="1" allowOverlap="1" wp14:anchorId="045F9FB2" wp14:editId="057A6FE2">
             <wp:simplePos x="0" y="0"/>
-            <wp:positionH relativeFrom="page">
-              <wp:posOffset>5210399</wp:posOffset>
+            <wp:positionH relativeFrom="column">
+              <wp:posOffset>4567936</wp:posOffset>
             </wp:positionH>
             <wp:positionV relativeFrom="paragraph">
-              <wp:posOffset>1164179</wp:posOffset>
+              <wp:posOffset>608457</wp:posOffset>
             </wp:positionV>
-            <wp:extent cx="1163320" cy="1169670"/>
-            <wp:effectExtent l="0" t="0" r="0" b="0"/>
+            <wp:extent cx="654050" cy="657860"/>
+            <wp:effectExtent l="0" t="0" r="0" b="8890"/>
             <wp:wrapSquare wrapText="bothSides"/>
-            <wp:docPr id="992063215" name="Grafik 4" descr="GitHub – Wikipedia"/>
+            <wp:docPr id="1913710515" name="Grafik 2" descr="Unreal Engine 5.7 is now available - Unreal Engine"/>
             <wp:cNvGraphicFramePr>
               <a:graphicFrameLocks xmlns:a="http://schemas.openxmlformats.org/drawingml/2006/main" noChangeAspect="1"/>
             </wp:cNvGraphicFramePr>
@@ -29,7 +32,7 @@
               <a:graphicData uri="http://schemas.openxmlformats.org/drawingml/2006/picture">
                 <pic:pic xmlns:pic="http://schemas.openxmlformats.org/drawingml/2006/picture">
                   <pic:nvPicPr>
-                    <pic:cNvPr id="0" name="Picture 20" descr="GitHub – Wikipedia"/>
+                    <pic:cNvPr id="0" name="Picture 13" descr="Unreal Engine 5.7 is now available - Unreal Engine"/>
                     <pic:cNvPicPr>
                       <a:picLocks noChangeAspect="1" noChangeArrowheads="1"/>
                     </pic:cNvPicPr>
@@ -50,7 +53,7 @@
                   <pic:spPr bwMode="auto">
                     <a:xfrm>
                       <a:off x="0" y="0"/>
-                      <a:ext cx="1163320" cy="1169670"/>
+                      <a:ext cx="654050" cy="657860"/>
                     </a:xfrm>
                     <a:prstGeom prst="rect">
                       <a:avLst/>
@@ -63,114 +66,32 @@
                 </pic:pic>
               </a:graphicData>
             </a:graphic>
+            <wp14:sizeRelH relativeFrom="margin">
+              <wp14:pctWidth>0</wp14:pctWidth>
+            </wp14:sizeRelH>
+            <wp14:sizeRelV relativeFrom="margin">
+              <wp14:pctHeight>0</wp14:pctHeight>
+            </wp14:sizeRelV>
           </wp:anchor>
         </w:drawing>
       </w:r>
       <w:r>
         <w:rPr>
-          <w:rStyle w:val="berschrift2Zchn"/>
-        </w:rPr>
-        <w:t>Zusammenfassung</w:t>
-      </w:r>
-      <w:r>
-        <w:rPr>
-          <w:b/>
-          <w:bCs/>
-        </w:rPr>
-        <w:br/>
-        <w:t xml:space="preserve">Projektname: </w:t>
-      </w:r>
-      <w:r>
-        <w:t>Strong Standing (Beta)</w:t>
-      </w:r>
-      <w:r>
-        <w:br/>
-      </w:r>
-      <w:r>
-        <w:rPr>
-          <w:b/>
-          <w:bCs/>
-        </w:rPr>
-        <w:t>Genre:</w:t>
-      </w:r>
-      <w:r>
-        <w:t xml:space="preserve"> VR-Wellenbasierter Shooter</w:t>
-      </w:r>
-      <w:r>
-        <w:br/>
-      </w:r>
-      <w:r>
-        <w:rPr>
-          <w:b/>
-          <w:bCs/>
-        </w:rPr>
-        <w:t>Plattform:</w:t>
-      </w:r>
-      <w:r>
-        <w:t xml:space="preserve"> </w:t>
-      </w:r>
-      <w:proofErr w:type="spellStart"/>
-      <w:r>
-        <w:t>Meta</w:t>
-      </w:r>
-      <w:proofErr w:type="spellEnd"/>
-      <w:r>
-        <w:t xml:space="preserve"> Quest 2</w:t>
-      </w:r>
-      <w:r>
-        <w:br/>
-      </w:r>
-      <w:r>
-        <w:rPr>
-          <w:b/>
-          <w:bCs/>
-        </w:rPr>
-        <w:t xml:space="preserve">Tools: </w:t>
-      </w:r>
-      <w:r>
-        <w:t xml:space="preserve">Unreal Engine 5.7.2, </w:t>
-      </w:r>
-      <w:proofErr w:type="spellStart"/>
-      <w:r>
-        <w:t>Github</w:t>
-      </w:r>
-      <w:proofErr w:type="spellEnd"/>
-      <w:r>
-        <w:t>, Sketchlab, Metaquest Link</w:t>
-      </w:r>
-      <w:r>
-        <w:tab/>
-      </w:r>
-      <w:r>
-        <w:tab/>
-      </w:r>
-      <w:r>
-        <w:tab/>
-      </w:r>
-      <w:r>
-        <w:tab/>
-      </w:r>
-      <w:r>
-        <w:tab/>
-      </w:r>
-      <w:r>
-        <w:tab/>
-      </w:r>
-      <w:r>
-        <w:tab/>
-      </w:r>
-      <w:r>
-        <w:tab/>
-      </w:r>
-      <w:r>
-        <w:tab/>
-      </w:r>
-      <w:r>
+          <w:noProof/>
+        </w:rPr>
         <w:drawing>
-          <wp:inline distT="0" distB="0" distL="0" distR="0" wp14:anchorId="045F9FB2" wp14:editId="32670649">
-            <wp:extent cx="1163171" cy="1169670"/>
-            <wp:effectExtent l="0" t="0" r="0" b="0"/>
-            <wp:docPr id="1913710515" name="Grafik 2" descr="Unreal Engine 5.7 is now available - Unreal Engine"/>
+          <wp:anchor distT="0" distB="0" distL="114300" distR="114300" simplePos="0" relativeHeight="251658240" behindDoc="1" locked="0" layoutInCell="1" allowOverlap="1" wp14:anchorId="1C525C6D" wp14:editId="7CC3FAD3">
+            <wp:simplePos x="0" y="0"/>
+            <wp:positionH relativeFrom="margin">
+              <wp:align>right</wp:align>
+            </wp:positionH>
+            <wp:positionV relativeFrom="paragraph">
+              <wp:posOffset>178816</wp:posOffset>
+            </wp:positionV>
+            <wp:extent cx="562610" cy="565785"/>
+            <wp:effectExtent l="0" t="0" r="8890" b="5715"/>
+            <wp:wrapSquare wrapText="bothSides"/>
+            <wp:docPr id="992063215" name="Grafik 4" descr="GitHub – Wikipedia"/>
             <wp:cNvGraphicFramePr>
               <a:graphicFrameLocks xmlns:a="http://schemas.openxmlformats.org/drawingml/2006/main" noChangeAspect="1"/>
             </wp:cNvGraphicFramePr>
@@ -178,7 +99,7 @@
               <a:graphicData uri="http://schemas.openxmlformats.org/drawingml/2006/picture">
                 <pic:pic xmlns:pic="http://schemas.openxmlformats.org/drawingml/2006/picture">
                   <pic:nvPicPr>
-                    <pic:cNvPr id="0" name="Picture 13" descr="Unreal Engine 5.7 is now available - Unreal Engine"/>
+                    <pic:cNvPr id="0" name="Picture 20" descr="GitHub – Wikipedia"/>
                     <pic:cNvPicPr>
                       <a:picLocks noChangeAspect="1" noChangeArrowheads="1"/>
                     </pic:cNvPicPr>
@@ -199,7 +120,7 @@
                   <pic:spPr bwMode="auto">
                     <a:xfrm>
                       <a:off x="0" y="0"/>
-                      <a:ext cx="1163171" cy="1169670"/>
+                      <a:ext cx="562610" cy="565785"/>
                     </a:xfrm>
                     <a:prstGeom prst="rect">
                       <a:avLst/>
@@ -212,8 +133,113 @@
                 </pic:pic>
               </a:graphicData>
             </a:graphic>
-          </wp:inline>
+            <wp14:sizeRelH relativeFrom="margin">
+              <wp14:pctWidth>0</wp14:pctWidth>
+            </wp14:sizeRelH>
+            <wp14:sizeRelV relativeFrom="margin">
+              <wp14:pctHeight>0</wp14:pctHeight>
+            </wp14:sizeRelV>
+          </wp:anchor>
         </w:drawing>
+      </w:r>
+      <w:r>
+        <w:rPr>
+          <w:rStyle w:val="Heading2Char"/>
+        </w:rPr>
+        <w:t>Zusammenfassung</w:t>
+      </w:r>
+      <w:r>
+        <w:rPr>
+          <w:b/>
+          <w:bCs/>
+        </w:rPr>
+        <w:br/>
+        <w:t xml:space="preserve">Projektname: </w:t>
+      </w:r>
+      <w:r>
+        <w:t>Strong Standing (Beta)</w:t>
+      </w:r>
+      <w:r>
+        <w:br/>
+      </w:r>
+      <w:r>
+        <w:rPr>
+          <w:b/>
+          <w:bCs/>
+        </w:rPr>
+        <w:t>Genre:</w:t>
+      </w:r>
+      <w:r>
+        <w:t xml:space="preserve"> VR-Wellenbasierter Shooter</w:t>
+      </w:r>
+      <w:r>
+        <w:br/>
+      </w:r>
+      <w:r>
+        <w:rPr>
+          <w:b/>
+          <w:bCs/>
+        </w:rPr>
+        <w:t>Plattform:</w:t>
+      </w:r>
+      <w:r>
+        <w:t xml:space="preserve"> </w:t>
+      </w:r>
+      <w:proofErr w:type="spellStart"/>
+      <w:r>
+        <w:t>Meta</w:t>
+      </w:r>
+      <w:proofErr w:type="spellEnd"/>
+      <w:r>
+        <w:t xml:space="preserve"> Quest 2</w:t>
+      </w:r>
+      <w:r>
+        <w:br/>
+      </w:r>
+      <w:r>
+        <w:rPr>
+          <w:b/>
+          <w:bCs/>
+        </w:rPr>
+        <w:t xml:space="preserve">Tools: </w:t>
+      </w:r>
+      <w:r>
+        <w:t xml:space="preserve">Unreal Engine 5.7.2, </w:t>
+      </w:r>
+      <w:proofErr w:type="spellStart"/>
+      <w:r>
+        <w:t>Github</w:t>
+      </w:r>
+      <w:proofErr w:type="spellEnd"/>
+      <w:r>
+        <w:t>, Sketchlab, Metaquest Link</w:t>
+      </w:r>
+      <w:r>
+        <w:tab/>
+      </w:r>
+      <w:r>
+        <w:tab/>
+      </w:r>
+      <w:r>
+        <w:tab/>
+      </w:r>
+      <w:r>
+        <w:tab/>
+      </w:r>
+      <w:r>
+        <w:tab/>
+      </w:r>
+      <w:r>
+        <w:tab/>
+      </w:r>
+      <w:r>
+        <w:tab/>
+      </w:r>
+      <w:r>
+        <w:tab/>
+      </w:r>
+      <w:r>
+        <w:tab/>
       </w:r>
     </w:p>
     <w:p>
@@ -250,7 +276,74 @@
       </w:pPr>
       <w:r>
         <w:rPr>
-          <w:rStyle w:val="berschrift2Zchn"/>
+          <w:noProof/>
+        </w:rPr>
+        <w:drawing>
+          <wp:anchor distT="0" distB="0" distL="114300" distR="114300" simplePos="0" relativeHeight="251659264" behindDoc="1" locked="0" layoutInCell="1" allowOverlap="1" wp14:anchorId="1A326BB3" wp14:editId="50D454BF">
+            <wp:simplePos x="0" y="0"/>
+            <wp:positionH relativeFrom="column">
+              <wp:posOffset>4083177</wp:posOffset>
+            </wp:positionH>
+            <wp:positionV relativeFrom="paragraph">
+              <wp:posOffset>60960</wp:posOffset>
+            </wp:positionV>
+            <wp:extent cx="1886585" cy="876935"/>
+            <wp:effectExtent l="0" t="0" r="0" b="0"/>
+            <wp:wrapSquare wrapText="bothSides"/>
+            <wp:docPr id="71204262" name="Picture 2"/>
+            <wp:cNvGraphicFramePr>
+              <a:graphicFrameLocks xmlns:a="http://schemas.openxmlformats.org/drawingml/2006/main" noChangeAspect="1"/>
+            </wp:cNvGraphicFramePr>
+            <a:graphic xmlns:a="http://schemas.openxmlformats.org/drawingml/2006/main">
+              <a:graphicData uri="http://schemas.openxmlformats.org/drawingml/2006/picture">
+                <pic:pic xmlns:pic="http://schemas.openxmlformats.org/drawingml/2006/picture">
+                  <pic:nvPicPr>
+                    <pic:cNvPr id="0" name="Picture 6"/>
+                    <pic:cNvPicPr>
+                      <a:picLocks noChangeAspect="1" noChangeArrowheads="1"/>
+                    </pic:cNvPicPr>
+                  </pic:nvPicPr>
+                  <pic:blipFill>
+                    <a:blip r:embed="rId6" cstate="print">
+                      <a:extLst>
+                        <a:ext uri="{28A0092B-C50C-407E-A947-70E740481C1C}">
+                          <a14:useLocalDpi xmlns:a14="http://schemas.microsoft.com/office/drawing/2010/main" val="0"/>
+                        </a:ext>
+                      </a:extLst>
+                    </a:blip>
+                    <a:srcRect/>
+                    <a:stretch>
+                      <a:fillRect/>
+                    </a:stretch>
+                  </pic:blipFill>
+                  <pic:spPr bwMode="auto">
+                    <a:xfrm>
+                      <a:off x="0" y="0"/>
+                      <a:ext cx="1886585" cy="876935"/>
+                    </a:xfrm>
+                    <a:prstGeom prst="rect">
+                      <a:avLst/>
+                    </a:prstGeom>
+                    <a:noFill/>
+                    <a:ln>
+                      <a:noFill/>
+                    </a:ln>
+                  </pic:spPr>
+                </pic:pic>
+              </a:graphicData>
+            </a:graphic>
+            <wp14:sizeRelH relativeFrom="margin">
+              <wp14:pctWidth>0</wp14:pctWidth>
+            </wp14:sizeRelH>
+            <wp14:sizeRelV relativeFrom="margin">
+              <wp14:pctHeight>0</wp14:pctHeight>
+            </wp14:sizeRelV>
+          </wp:anchor>
+        </w:drawing>
+      </w:r>
+      <w:r>
+        <w:rPr>
+          <w:rStyle w:val="Heading2Char"/>
         </w:rPr>
         <w:t>Gameplay &amp; Mechaniken</w:t>
       </w:r>
@@ -331,7 +424,7 @@
       </w:pPr>
       <w:r>
         <w:rPr>
-          <w:rStyle w:val="berschrift2Zchn"/>
+          <w:rStyle w:val="Heading2Char"/>
         </w:rPr>
         <w:t>VR-spezifisches Design</w:t>
       </w:r>
@@ -393,13 +486,75 @@
       </w:pPr>
       <w:r>
         <w:rPr>
-          <w:rStyle w:val="berschrift2Zchn"/>
+          <w:rStyle w:val="Heading2Char"/>
+          <w:noProof/>
+        </w:rPr>
+        <w:drawing>
+          <wp:anchor distT="0" distB="0" distL="114300" distR="114300" simplePos="0" relativeHeight="251660288" behindDoc="1" locked="0" layoutInCell="1" allowOverlap="1" wp14:anchorId="3793D830" wp14:editId="7E885FE8">
+            <wp:simplePos x="0" y="0"/>
+            <wp:positionH relativeFrom="margin">
+              <wp:align>right</wp:align>
+            </wp:positionH>
+            <wp:positionV relativeFrom="paragraph">
+              <wp:posOffset>15090</wp:posOffset>
+            </wp:positionV>
+            <wp:extent cx="2453640" cy="1142365"/>
+            <wp:effectExtent l="0" t="0" r="3810" b="635"/>
+            <wp:wrapSquare wrapText="bothSides"/>
+            <wp:docPr id="30859576" name="Picture 1"/>
+            <wp:cNvGraphicFramePr>
+              <a:graphicFrameLocks xmlns:a="http://schemas.openxmlformats.org/drawingml/2006/main" noChangeAspect="1"/>
+            </wp:cNvGraphicFramePr>
+            <a:graphic xmlns:a="http://schemas.openxmlformats.org/drawingml/2006/main">
+              <a:graphicData uri="http://schemas.openxmlformats.org/drawingml/2006/picture">
+                <pic:pic xmlns:pic="http://schemas.openxmlformats.org/drawingml/2006/picture">
+                  <pic:nvPicPr>
+                    <pic:cNvPr id="0" name="Picture 5"/>
+                    <pic:cNvPicPr>
+                      <a:picLocks noChangeAspect="1" noChangeArrowheads="1"/>
+                    </pic:cNvPicPr>
+                  </pic:nvPicPr>
+                  <pic:blipFill>
+                    <a:blip r:embed="rId7" cstate="print">
+                      <a:extLst>
+                        <a:ext uri="{28A0092B-C50C-407E-A947-70E740481C1C}">
+                          <a14:useLocalDpi xmlns:a14="http://schemas.microsoft.com/office/drawing/2010/main" val="0"/>
+                        </a:ext>
+                      </a:extLst>
+                    </a:blip>
+                    <a:srcRect/>
+                    <a:stretch>
+                      <a:fillRect/>
+                    </a:stretch>
+                  </pic:blipFill>
+                  <pic:spPr bwMode="auto">
+                    <a:xfrm>
+                      <a:off x="0" y="0"/>
+                      <a:ext cx="2453640" cy="1142365"/>
+                    </a:xfrm>
+                    <a:prstGeom prst="rect">
+                      <a:avLst/>
+                    </a:prstGeom>
+                    <a:noFill/>
+                    <a:ln>
+                      <a:noFill/>
+                    </a:ln>
+                  </pic:spPr>
+                </pic:pic>
+              </a:graphicData>
+            </a:graphic>
+          </wp:anchor>
+        </w:drawing>
+      </w:r>
+      <w:r>
+        <w:rPr>
+          <w:rStyle w:val="Heading2Char"/>
         </w:rPr>
         <w:t>Technische Spezifikationen</w:t>
       </w:r>
       <w:r>
         <w:rPr>
-          <w:rStyle w:val="berschrift2Zchn"/>
+          <w:rStyle w:val="Heading2Char"/>
         </w:rPr>
         <w:br/>
       </w:r>
@@ -454,9 +609,8 @@
         </w:tabs>
       </w:pPr>
       <w:r>
-        <w:lastRenderedPageBreak/>
         <w:pict w14:anchorId="551DFEF9">
-          <v:rect id="_x0000_i1031" style="width:0;height:1.5pt" o:hralign="center" o:bullet="t" o:hrstd="t" o:hr="t" fillcolor="#a0a0a0" stroked="f"/>
+          <v:rect id="_x0000_i1028" style="width:0;height:1.5pt" o:hralign="center" o:bullet="t" o:hrstd="t" o:hr="t" fillcolor="#a0a0a0" stroked="f"/>
         </w:pict>
       </w:r>
     </w:p>
@@ -867,15 +1021,15 @@
     <w:lsdException w:name="Unresolved Mention" w:semiHidden="1" w:unhideWhenUsed="1"/>
     <w:lsdException w:name="Smart Link" w:semiHidden="1" w:unhideWhenUsed="1"/>
   </w:latentStyles>
-  <w:style w:type="paragraph" w:default="1" w:styleId="Standard">
+  <w:style w:type="paragraph" w:default="1" w:styleId="Normal">
     <w:name w:val="Normal"/>
     <w:qFormat/>
   </w:style>
-  <w:style w:type="paragraph" w:styleId="berschrift1">
+  <w:style w:type="paragraph" w:styleId="Heading1">
     <w:name w:val="heading 1"/>
-    <w:basedOn w:val="Standard"/>
-    <w:next w:val="Standard"/>
-    <w:link w:val="berschrift1Zchn"/>
+    <w:basedOn w:val="Normal"/>
+    <w:next w:val="Normal"/>
+    <w:link w:val="Heading1Char"/>
     <w:uiPriority w:val="9"/>
     <w:qFormat/>
     <w:rsid w:val="00396A15"/>
@@ -892,11 +1046,11 @@
       <w:szCs w:val="36"/>
     </w:rPr>
   </w:style>
-  <w:style w:type="paragraph" w:styleId="berschrift2">
+  <w:style w:type="paragraph" w:styleId="Heading2">
     <w:name w:val="heading 2"/>
-    <w:basedOn w:val="Standard"/>
-    <w:next w:val="Standard"/>
-    <w:link w:val="berschrift2Zchn"/>
+    <w:basedOn w:val="Normal"/>
+    <w:next w:val="Normal"/>
+    <w:link w:val="Heading2Char"/>
     <w:uiPriority w:val="9"/>
     <w:unhideWhenUsed/>
     <w:qFormat/>
@@ -914,11 +1068,11 @@
       <w:szCs w:val="29"/>
     </w:rPr>
   </w:style>
-  <w:style w:type="paragraph" w:styleId="berschrift3">
+  <w:style w:type="paragraph" w:styleId="Heading3">
     <w:name w:val="heading 3"/>
-    <w:basedOn w:val="Standard"/>
-    <w:next w:val="Standard"/>
-    <w:link w:val="berschrift3Zchn"/>
+    <w:basedOn w:val="Normal"/>
+    <w:next w:val="Normal"/>
+    <w:link w:val="Heading3Char"/>
     <w:uiPriority w:val="9"/>
     <w:semiHidden/>
     <w:unhideWhenUsed/>
@@ -937,11 +1091,11 @@
       <w:szCs w:val="25"/>
     </w:rPr>
   </w:style>
-  <w:style w:type="paragraph" w:styleId="berschrift4">
+  <w:style w:type="paragraph" w:styleId="Heading4">
     <w:name w:val="heading 4"/>
-    <w:basedOn w:val="Standard"/>
-    <w:next w:val="Standard"/>
-    <w:link w:val="berschrift4Zchn"/>
+    <w:basedOn w:val="Normal"/>
+    <w:next w:val="Normal"/>
+    <w:link w:val="Heading4Char"/>
     <w:uiPriority w:val="9"/>
     <w:semiHidden/>
     <w:unhideWhenUsed/>
@@ -960,11 +1114,11 @@
       <w:color w:val="0F4761" w:themeColor="accent1" w:themeShade="BF"/>
     </w:rPr>
   </w:style>
-  <w:style w:type="paragraph" w:styleId="berschrift5">
+  <w:style w:type="paragraph" w:styleId="Heading5">
     <w:name w:val="heading 5"/>
-    <w:basedOn w:val="Standard"/>
-    <w:next w:val="Standard"/>
-    <w:link w:val="berschrift5Zchn"/>
+    <w:basedOn w:val="Normal"/>
+    <w:next w:val="Normal"/>
+    <w:link w:val="Heading5Char"/>
     <w:uiPriority w:val="9"/>
     <w:semiHidden/>
     <w:unhideWhenUsed/>
@@ -981,11 +1135,11 @@
       <w:color w:val="0F4761" w:themeColor="accent1" w:themeShade="BF"/>
     </w:rPr>
   </w:style>
-  <w:style w:type="paragraph" w:styleId="berschrift6">
+  <w:style w:type="paragraph" w:styleId="Heading6">
     <w:name w:val="heading 6"/>
-    <w:basedOn w:val="Standard"/>
-    <w:next w:val="Standard"/>
-    <w:link w:val="berschrift6Zchn"/>
+    <w:basedOn w:val="Normal"/>
+    <w:next w:val="Normal"/>
+    <w:link w:val="Heading6Char"/>
     <w:uiPriority w:val="9"/>
     <w:semiHidden/>
     <w:unhideWhenUsed/>
@@ -1004,11 +1158,11 @@
       <w:color w:val="595959" w:themeColor="text1" w:themeTint="A6"/>
     </w:rPr>
   </w:style>
-  <w:style w:type="paragraph" w:styleId="berschrift7">
+  <w:style w:type="paragraph" w:styleId="Heading7">
     <w:name w:val="heading 7"/>
-    <w:basedOn w:val="Standard"/>
-    <w:next w:val="Standard"/>
-    <w:link w:val="berschrift7Zchn"/>
+    <w:basedOn w:val="Normal"/>
+    <w:next w:val="Normal"/>
+    <w:link w:val="Heading7Char"/>
     <w:uiPriority w:val="9"/>
     <w:semiHidden/>
     <w:unhideWhenUsed/>
@@ -1025,11 +1179,11 @@
       <w:color w:val="595959" w:themeColor="text1" w:themeTint="A6"/>
     </w:rPr>
   </w:style>
-  <w:style w:type="paragraph" w:styleId="berschrift8">
+  <w:style w:type="paragraph" w:styleId="Heading8">
     <w:name w:val="heading 8"/>
-    <w:basedOn w:val="Standard"/>
-    <w:next w:val="Standard"/>
-    <w:link w:val="berschrift8Zchn"/>
+    <w:basedOn w:val="Normal"/>
+    <w:next w:val="Normal"/>
+    <w:link w:val="Heading8Char"/>
     <w:uiPriority w:val="9"/>
     <w:semiHidden/>
     <w:unhideWhenUsed/>
@@ -1048,11 +1202,11 @@
       <w:color w:val="272727" w:themeColor="text1" w:themeTint="D8"/>
     </w:rPr>
   </w:style>
-  <w:style w:type="paragraph" w:styleId="berschrift9">
+  <w:style w:type="paragraph" w:styleId="Heading9">
     <w:name w:val="heading 9"/>
-    <w:basedOn w:val="Standard"/>
-    <w:next w:val="Standard"/>
-    <w:link w:val="berschrift9Zchn"/>
+    <w:basedOn w:val="Normal"/>
+    <w:next w:val="Normal"/>
+    <w:link w:val="Heading9Char"/>
     <w:uiPriority w:val="9"/>
     <w:semiHidden/>
     <w:unhideWhenUsed/>
@@ -1069,12 +1223,13 @@
       <w:color w:val="272727" w:themeColor="text1" w:themeTint="D8"/>
     </w:rPr>
   </w:style>
-  <w:style w:type="character" w:default="1" w:styleId="Absatz-Standardschriftart">
+  <w:style w:type="character" w:default="1" w:styleId="DefaultParagraphFont">
     <w:name w:val="Default Paragraph Font"/>
     <w:uiPriority w:val="1"/>
+    <w:semiHidden/>
     <w:unhideWhenUsed/>
   </w:style>
-  <w:style w:type="table" w:default="1" w:styleId="NormaleTabelle">
+  <w:style w:type="table" w:default="1" w:styleId="TableNormal">
     <w:name w:val="Normal Table"/>
     <w:uiPriority w:val="99"/>
     <w:semiHidden/>
@@ -1089,16 +1244,16 @@
       </w:tblCellMar>
     </w:tblPr>
   </w:style>
-  <w:style w:type="numbering" w:default="1" w:styleId="KeineListe">
+  <w:style w:type="numbering" w:default="1" w:styleId="NoList">
     <w:name w:val="No List"/>
     <w:uiPriority w:val="99"/>
     <w:semiHidden/>
     <w:unhideWhenUsed/>
   </w:style>
-  <w:style w:type="character" w:customStyle="1" w:styleId="berschrift1Zchn">
-    <w:name w:val="Überschrift 1 Zchn"/>
-    <w:basedOn w:val="Absatz-Standardschriftart"/>
-    <w:link w:val="berschrift1"/>
+  <w:style w:type="character" w:customStyle="1" w:styleId="Heading1Char">
+    <w:name w:val="Heading 1 Char"/>
+    <w:basedOn w:val="DefaultParagraphFont"/>
+    <w:link w:val="Heading1"/>
     <w:uiPriority w:val="9"/>
     <w:rsid w:val="00396A15"/>
     <w:rPr>
@@ -1108,10 +1263,10 @@
       <w:szCs w:val="36"/>
     </w:rPr>
   </w:style>
-  <w:style w:type="character" w:customStyle="1" w:styleId="berschrift2Zchn">
-    <w:name w:val="Überschrift 2 Zchn"/>
-    <w:basedOn w:val="Absatz-Standardschriftart"/>
-    <w:link w:val="berschrift2"/>
+  <w:style w:type="character" w:customStyle="1" w:styleId="Heading2Char">
+    <w:name w:val="Heading 2 Char"/>
+    <w:basedOn w:val="DefaultParagraphFont"/>
+    <w:link w:val="Heading2"/>
     <w:uiPriority w:val="9"/>
     <w:rsid w:val="00396A15"/>
     <w:rPr>
@@ -1121,10 +1276,10 @@
       <w:szCs w:val="29"/>
     </w:rPr>
   </w:style>
-  <w:style w:type="character" w:customStyle="1" w:styleId="berschrift3Zchn">
-    <w:name w:val="Überschrift 3 Zchn"/>
-    <w:basedOn w:val="Absatz-Standardschriftart"/>
-    <w:link w:val="berschrift3"/>
+  <w:style w:type="character" w:customStyle="1" w:styleId="Heading3Char">
+    <w:name w:val="Heading 3 Char"/>
+    <w:basedOn w:val="DefaultParagraphFont"/>
+    <w:link w:val="Heading3"/>
     <w:uiPriority w:val="9"/>
     <w:semiHidden/>
     <w:rsid w:val="00396A15"/>
@@ -1135,10 +1290,10 @@
       <w:szCs w:val="25"/>
     </w:rPr>
   </w:style>
-  <w:style w:type="character" w:customStyle="1" w:styleId="berschrift4Zchn">
-    <w:name w:val="Überschrift 4 Zchn"/>
-    <w:basedOn w:val="Absatz-Standardschriftart"/>
-    <w:link w:val="berschrift4"/>
+  <w:style w:type="character" w:customStyle="1" w:styleId="Heading4Char">
+    <w:name w:val="Heading 4 Char"/>
+    <w:basedOn w:val="DefaultParagraphFont"/>
+    <w:link w:val="Heading4"/>
     <w:uiPriority w:val="9"/>
     <w:semiHidden/>
     <w:rsid w:val="00396A15"/>
@@ -1149,10 +1304,10 @@
       <w:color w:val="0F4761" w:themeColor="accent1" w:themeShade="BF"/>
     </w:rPr>
   </w:style>
-  <w:style w:type="character" w:customStyle="1" w:styleId="berschrift5Zchn">
-    <w:name w:val="Überschrift 5 Zchn"/>
-    <w:basedOn w:val="Absatz-Standardschriftart"/>
-    <w:link w:val="berschrift5"/>
+  <w:style w:type="character" w:customStyle="1" w:styleId="Heading5Char">
+    <w:name w:val="Heading 5 Char"/>
+    <w:basedOn w:val="DefaultParagraphFont"/>
+    <w:link w:val="Heading5"/>
     <w:uiPriority w:val="9"/>
     <w:semiHidden/>
     <w:rsid w:val="00396A15"/>
@@ -1161,10 +1316,10 @@
       <w:color w:val="0F4761" w:themeColor="accent1" w:themeShade="BF"/>
     </w:rPr>
   </w:style>
-  <w:style w:type="character" w:customStyle="1" w:styleId="berschrift6Zchn">
-    <w:name w:val="Überschrift 6 Zchn"/>
-    <w:basedOn w:val="Absatz-Standardschriftart"/>
-    <w:link w:val="berschrift6"/>
+  <w:style w:type="character" w:customStyle="1" w:styleId="Heading6Char">
+    <w:name w:val="Heading 6 Char"/>
+    <w:basedOn w:val="DefaultParagraphFont"/>
+    <w:link w:val="Heading6"/>
     <w:uiPriority w:val="9"/>
     <w:semiHidden/>
     <w:rsid w:val="00396A15"/>
@@ -1175,10 +1330,10 @@
       <w:color w:val="595959" w:themeColor="text1" w:themeTint="A6"/>
     </w:rPr>
   </w:style>
-  <w:style w:type="character" w:customStyle="1" w:styleId="berschrift7Zchn">
-    <w:name w:val="Überschrift 7 Zchn"/>
-    <w:basedOn w:val="Absatz-Standardschriftart"/>
-    <w:link w:val="berschrift7"/>
+  <w:style w:type="character" w:customStyle="1" w:styleId="Heading7Char">
+    <w:name w:val="Heading 7 Char"/>
+    <w:basedOn w:val="DefaultParagraphFont"/>
+    <w:link w:val="Heading7"/>
     <w:uiPriority w:val="9"/>
     <w:semiHidden/>
     <w:rsid w:val="00396A15"/>
@@ -1187,10 +1342,10 @@
       <w:color w:val="595959" w:themeColor="text1" w:themeTint="A6"/>
     </w:rPr>
   </w:style>
-  <w:style w:type="character" w:customStyle="1" w:styleId="berschrift8Zchn">
-    <w:name w:val="Überschrift 8 Zchn"/>
-    <w:basedOn w:val="Absatz-Standardschriftart"/>
-    <w:link w:val="berschrift8"/>
+  <w:style w:type="character" w:customStyle="1" w:styleId="Heading8Char">
+    <w:name w:val="Heading 8 Char"/>
+    <w:basedOn w:val="DefaultParagraphFont"/>
+    <w:link w:val="Heading8"/>
     <w:uiPriority w:val="9"/>
     <w:semiHidden/>
     <w:rsid w:val="00396A15"/>
@@ -1201,10 +1356,10 @@
       <w:color w:val="272727" w:themeColor="text1" w:themeTint="D8"/>
     </w:rPr>
   </w:style>
-  <w:style w:type="character" w:customStyle="1" w:styleId="berschrift9Zchn">
-    <w:name w:val="Überschrift 9 Zchn"/>
-    <w:basedOn w:val="Absatz-Standardschriftart"/>
-    <w:link w:val="berschrift9"/>
+  <w:style w:type="character" w:customStyle="1" w:styleId="Heading9Char">
+    <w:name w:val="Heading 9 Char"/>
+    <w:basedOn w:val="DefaultParagraphFont"/>
+    <w:link w:val="Heading9"/>
     <w:uiPriority w:val="9"/>
     <w:semiHidden/>
     <w:rsid w:val="00396A15"/>
@@ -1213,11 +1368,11 @@
       <w:color w:val="272727" w:themeColor="text1" w:themeTint="D8"/>
     </w:rPr>
   </w:style>
-  <w:style w:type="paragraph" w:styleId="Titel">
+  <w:style w:type="paragraph" w:styleId="Title">
     <w:name w:val="Title"/>
-    <w:basedOn w:val="Standard"/>
-    <w:next w:val="Standard"/>
-    <w:link w:val="TitelZchn"/>
+    <w:basedOn w:val="Normal"/>
+    <w:next w:val="Normal"/>
+    <w:link w:val="TitleChar"/>
     <w:uiPriority w:val="10"/>
     <w:qFormat/>
     <w:rsid w:val="00396A15"/>
@@ -1233,10 +1388,10 @@
       <w:szCs w:val="50"/>
     </w:rPr>
   </w:style>
-  <w:style w:type="character" w:customStyle="1" w:styleId="TitelZchn">
-    <w:name w:val="Titel Zchn"/>
-    <w:basedOn w:val="Absatz-Standardschriftart"/>
-    <w:link w:val="Titel"/>
+  <w:style w:type="character" w:customStyle="1" w:styleId="TitleChar">
+    <w:name w:val="Title Char"/>
+    <w:basedOn w:val="DefaultParagraphFont"/>
+    <w:link w:val="Title"/>
     <w:uiPriority w:val="10"/>
     <w:rsid w:val="00396A15"/>
     <w:rPr>
@@ -1247,11 +1402,11 @@
       <w:szCs w:val="50"/>
     </w:rPr>
   </w:style>
-  <w:style w:type="paragraph" w:styleId="Untertitel">
+  <w:style w:type="paragraph" w:styleId="Subtitle">
     <w:name w:val="Subtitle"/>
-    <w:basedOn w:val="Standard"/>
-    <w:next w:val="Standard"/>
-    <w:link w:val="UntertitelZchn"/>
+    <w:basedOn w:val="Normal"/>
+    <w:next w:val="Normal"/>
+    <w:link w:val="SubtitleChar"/>
     <w:uiPriority w:val="11"/>
     <w:qFormat/>
     <w:rsid w:val="00396A15"/>
@@ -1268,10 +1423,10 @@
       <w:szCs w:val="25"/>
     </w:rPr>
   </w:style>
-  <w:style w:type="character" w:customStyle="1" w:styleId="UntertitelZchn">
-    <w:name w:val="Untertitel Zchn"/>
-    <w:basedOn w:val="Absatz-Standardschriftart"/>
-    <w:link w:val="Untertitel"/>
+  <w:style w:type="character" w:customStyle="1" w:styleId="SubtitleChar">
+    <w:name w:val="Subtitle Char"/>
+    <w:basedOn w:val="DefaultParagraphFont"/>
+    <w:link w:val="Subtitle"/>
     <w:uiPriority w:val="11"/>
     <w:rsid w:val="00396A15"/>
     <w:rPr>
@@ -1282,11 +1437,11 @@
       <w:szCs w:val="25"/>
     </w:rPr>
   </w:style>
-  <w:style w:type="paragraph" w:styleId="Zitat">
+  <w:style w:type="paragraph" w:styleId="Quote">
     <w:name w:val="Quote"/>
-    <w:basedOn w:val="Standard"/>
-    <w:next w:val="Standard"/>
-    <w:link w:val="ZitatZchn"/>
+    <w:basedOn w:val="Normal"/>
+    <w:next w:val="Normal"/>
+    <w:link w:val="QuoteChar"/>
     <w:uiPriority w:val="29"/>
     <w:qFormat/>
     <w:rsid w:val="00396A15"/>
@@ -1300,10 +1455,10 @@
       <w:color w:val="404040" w:themeColor="text1" w:themeTint="BF"/>
     </w:rPr>
   </w:style>
-  <w:style w:type="character" w:customStyle="1" w:styleId="ZitatZchn">
-    <w:name w:val="Zitat Zchn"/>
-    <w:basedOn w:val="Absatz-Standardschriftart"/>
-    <w:link w:val="Zitat"/>
+  <w:style w:type="character" w:customStyle="1" w:styleId="QuoteChar">
+    <w:name w:val="Quote Char"/>
+    <w:basedOn w:val="DefaultParagraphFont"/>
+    <w:link w:val="Quote"/>
     <w:uiPriority w:val="29"/>
     <w:rsid w:val="00396A15"/>
     <w:rPr>
@@ -1312,9 +1467,9 @@
       <w:color w:val="404040" w:themeColor="text1" w:themeTint="BF"/>
     </w:rPr>
   </w:style>
-  <w:style w:type="paragraph" w:styleId="Listenabsatz">
+  <w:style w:type="paragraph" w:styleId="ListParagraph">
     <w:name w:val="List Paragraph"/>
-    <w:basedOn w:val="Standard"/>
+    <w:basedOn w:val="Normal"/>
     <w:uiPriority w:val="34"/>
     <w:qFormat/>
     <w:rsid w:val="00396A15"/>
@@ -1323,9 +1478,9 @@
       <w:contextualSpacing/>
     </w:pPr>
   </w:style>
-  <w:style w:type="character" w:styleId="IntensiveHervorhebung">
+  <w:style w:type="character" w:styleId="IntenseEmphasis">
     <w:name w:val="Intense Emphasis"/>
-    <w:basedOn w:val="Absatz-Standardschriftart"/>
+    <w:basedOn w:val="DefaultParagraphFont"/>
     <w:uiPriority w:val="21"/>
     <w:qFormat/>
     <w:rsid w:val="00396A15"/>
@@ -1335,11 +1490,11 @@
       <w:color w:val="0F4761" w:themeColor="accent1" w:themeShade="BF"/>
     </w:rPr>
   </w:style>
-  <w:style w:type="paragraph" w:styleId="IntensivesZitat">
+  <w:style w:type="paragraph" w:styleId="IntenseQuote">
     <w:name w:val="Intense Quote"/>
-    <w:basedOn w:val="Standard"/>
-    <w:next w:val="Standard"/>
-    <w:link w:val="IntensivesZitatZchn"/>
+    <w:basedOn w:val="Normal"/>
+    <w:next w:val="Normal"/>
+    <w:link w:val="IntenseQuoteChar"/>
     <w:uiPriority w:val="30"/>
     <w:qFormat/>
     <w:rsid w:val="00396A15"/>
@@ -1358,10 +1513,10 @@
       <w:color w:val="0F4761" w:themeColor="accent1" w:themeShade="BF"/>
     </w:rPr>
   </w:style>
-  <w:style w:type="character" w:customStyle="1" w:styleId="IntensivesZitatZchn">
-    <w:name w:val="Intensives Zitat Zchn"/>
-    <w:basedOn w:val="Absatz-Standardschriftart"/>
-    <w:link w:val="IntensivesZitat"/>
+  <w:style w:type="character" w:customStyle="1" w:styleId="IntenseQuoteChar">
+    <w:name w:val="Intense Quote Char"/>
+    <w:basedOn w:val="DefaultParagraphFont"/>
+    <w:link w:val="IntenseQuote"/>
     <w:uiPriority w:val="30"/>
     <w:rsid w:val="00396A15"/>
     <w:rPr>
@@ -1370,9 +1525,9 @@
       <w:color w:val="0F4761" w:themeColor="accent1" w:themeShade="BF"/>
     </w:rPr>
   </w:style>
-  <w:style w:type="character" w:styleId="IntensiverVerweis">
+  <w:style w:type="character" w:styleId="IntenseReference">
     <w:name w:val="Intense Reference"/>
-    <w:basedOn w:val="Absatz-Standardschriftart"/>
+    <w:basedOn w:val="DefaultParagraphFont"/>
     <w:uiPriority w:val="32"/>
     <w:qFormat/>
     <w:rsid w:val="00396A15"/>

--- a/Presentation/Documentation Unreal.docx
+++ b/Presentation/Documentation Unreal.docx
@@ -13,7 +13,7 @@
           <w:noProof/>
         </w:rPr>
         <w:drawing>
-          <wp:anchor distT="0" distB="0" distL="114300" distR="114300" simplePos="0" relativeHeight="251661312" behindDoc="1" locked="0" layoutInCell="1" allowOverlap="1" wp14:anchorId="045F9FB2" wp14:editId="057A6FE2">
+          <wp:anchor distT="0" distB="0" distL="114300" distR="114300" simplePos="0" relativeHeight="251661312" behindDoc="1" locked="0" layoutInCell="1" allowOverlap="1" wp14:anchorId="045F9FB2" wp14:editId="4BD88E9E">
             <wp:simplePos x="0" y="0"/>
             <wp:positionH relativeFrom="column">
               <wp:posOffset>4567936</wp:posOffset>
@@ -269,28 +269,38 @@
         <w:tabs>
           <w:tab w:val="left" w:pos="2029"/>
         </w:tabs>
-        <w:rPr>
-          <w:b/>
-          <w:bCs/>
-        </w:rPr>
       </w:pPr>
       <w:r>
         <w:rPr>
+          <w:rStyle w:val="Heading2Char"/>
+        </w:rPr>
+        <w:t>Gameplay &amp; Mechaniken</w:t>
+      </w:r>
+      <w:r>
+        <w:br/>
+      </w:r>
+      <w:r>
+        <w:rPr>
+          <w:b/>
+          <w:bCs/>
+        </w:rPr>
+        <w:t>Fortbewegung:</w:t>
+      </w:r>
+      <w:r>
+        <w:t xml:space="preserve"> Der Spieler steht in einem festen Bereich von 2 m × 2 m. Es gibt keine Joystick-Bewegung, wodurch Bewegungsübelkeit vermieden wird.</w:t>
+      </w:r>
+      <w:r>
+        <w:br/>
+      </w:r>
+      <w:r>
+        <w:rPr>
           <w:noProof/>
         </w:rPr>
         <w:drawing>
-          <wp:anchor distT="0" distB="0" distL="114300" distR="114300" simplePos="0" relativeHeight="251659264" behindDoc="1" locked="0" layoutInCell="1" allowOverlap="1" wp14:anchorId="1A326BB3" wp14:editId="50D454BF">
-            <wp:simplePos x="0" y="0"/>
-            <wp:positionH relativeFrom="column">
-              <wp:posOffset>4083177</wp:posOffset>
-            </wp:positionH>
-            <wp:positionV relativeFrom="paragraph">
-              <wp:posOffset>60960</wp:posOffset>
-            </wp:positionV>
+          <wp:inline distT="0" distB="0" distL="0" distR="0" wp14:anchorId="2E6AC737" wp14:editId="0AD1063D">
             <wp:extent cx="1886585" cy="876935"/>
             <wp:effectExtent l="0" t="0" r="0" b="0"/>
-            <wp:wrapSquare wrapText="bothSides"/>
-            <wp:docPr id="71204262" name="Picture 2"/>
+            <wp:docPr id="71204262" name="Picture 2" descr="The image shows a nighttime scene with a house surrounded by dark, twisted trees, with a person walking on a grassy field.&#10;&#10;AI-generated content may be incorrect."/>
             <wp:cNvGraphicFramePr>
               <a:graphicFrameLocks xmlns:a="http://schemas.openxmlformats.org/drawingml/2006/main" noChangeAspect="1"/>
             </wp:cNvGraphicFramePr>
@@ -298,7 +308,7 @@
               <a:graphicData uri="http://schemas.openxmlformats.org/drawingml/2006/picture">
                 <pic:pic xmlns:pic="http://schemas.openxmlformats.org/drawingml/2006/picture">
                   <pic:nvPicPr>
-                    <pic:cNvPr id="0" name="Picture 6"/>
+                    <pic:cNvPr id="71204262" name="Picture 2" descr="The image shows a nighttime scene with a house surrounded by dark, twisted trees, with a person walking on a grassy field.&#10;&#10;AI-generated content may be incorrect."/>
                     <pic:cNvPicPr>
                       <a:picLocks noChangeAspect="1" noChangeArrowheads="1"/>
                     </pic:cNvPicPr>
@@ -332,20 +342,87 @@
                 </pic:pic>
               </a:graphicData>
             </a:graphic>
-            <wp14:sizeRelH relativeFrom="margin">
-              <wp14:pctWidth>0</wp14:pctWidth>
-            </wp14:sizeRelH>
-            <wp14:sizeRelV relativeFrom="margin">
-              <wp14:pctHeight>0</wp14:pctHeight>
-            </wp14:sizeRelV>
+          </wp:inline>
+        </w:drawing>
+      </w:r>
+    </w:p>
+    <w:p>
+      <w:pPr>
+        <w:tabs>
+          <w:tab w:val="left" w:pos="2029"/>
+        </w:tabs>
+        <w:rPr>
+          <w:b/>
+          <w:bCs/>
+        </w:rPr>
+      </w:pPr>
+      <w:r>
+        <w:rPr>
+          <w:rFonts w:asciiTheme="majorHAnsi" w:eastAsiaTheme="majorEastAsia" w:hAnsiTheme="majorHAnsi" w:cstheme="majorBidi"/>
+          <w:noProof/>
+          <w:color w:val="0F4761" w:themeColor="accent1" w:themeShade="BF"/>
+          <w:sz w:val="32"/>
+          <w:szCs w:val="29"/>
+        </w:rPr>
+        <w:drawing>
+          <wp:anchor distT="0" distB="0" distL="114300" distR="114300" simplePos="0" relativeHeight="251662336" behindDoc="0" locked="0" layoutInCell="1" allowOverlap="1" wp14:anchorId="251B584B" wp14:editId="0FE903FE">
+            <wp:simplePos x="0" y="0"/>
+            <wp:positionH relativeFrom="column">
+              <wp:posOffset>3638015</wp:posOffset>
+            </wp:positionH>
+            <wp:positionV relativeFrom="paragraph">
+              <wp:posOffset>8222</wp:posOffset>
+            </wp:positionV>
+            <wp:extent cx="2459355" cy="1350010"/>
+            <wp:effectExtent l="0" t="0" r="0" b="2540"/>
+            <wp:wrapSquare wrapText="bothSides"/>
+            <wp:docPr id="1602256286" name="Picture 1" descr="3&#10;&#10;AI-generated content may be incorrect."/>
+            <wp:cNvGraphicFramePr>
+              <a:graphicFrameLocks xmlns:a="http://schemas.openxmlformats.org/drawingml/2006/main" noChangeAspect="1"/>
+            </wp:cNvGraphicFramePr>
+            <a:graphic xmlns:a="http://schemas.openxmlformats.org/drawingml/2006/main">
+              <a:graphicData uri="http://schemas.openxmlformats.org/drawingml/2006/picture">
+                <pic:pic xmlns:pic="http://schemas.openxmlformats.org/drawingml/2006/picture">
+                  <pic:nvPicPr>
+                    <pic:cNvPr id="1602256286" name="Picture 1" descr="3&#10;&#10;AI-generated content may be incorrect."/>
+                    <pic:cNvPicPr/>
+                  </pic:nvPicPr>
+                  <pic:blipFill>
+                    <a:blip r:embed="rId7" cstate="print">
+                      <a:extLst>
+                        <a:ext uri="{28A0092B-C50C-407E-A947-70E740481C1C}">
+                          <a14:useLocalDpi xmlns:a14="http://schemas.microsoft.com/office/drawing/2010/main" val="0"/>
+                        </a:ext>
+                      </a:extLst>
+                    </a:blip>
+                    <a:stretch>
+                      <a:fillRect/>
+                    </a:stretch>
+                  </pic:blipFill>
+                  <pic:spPr>
+                    <a:xfrm>
+                      <a:off x="0" y="0"/>
+                      <a:ext cx="2459355" cy="1350010"/>
+                    </a:xfrm>
+                    <a:prstGeom prst="rect">
+                      <a:avLst/>
+                    </a:prstGeom>
+                  </pic:spPr>
+                </pic:pic>
+              </a:graphicData>
+            </a:graphic>
           </wp:anchor>
         </w:drawing>
       </w:r>
       <w:r>
         <w:rPr>
-          <w:rStyle w:val="Heading2Char"/>
-        </w:rPr>
-        <w:t>Gameplay &amp; Mechaniken</w:t>
+          <w:b/>
+          <w:bCs/>
+        </w:rPr>
+        <w:t>Handpräsenz:</w:t>
+      </w:r>
+      <w:r>
+        <w:t xml:space="preserve"> Realistische taktische Handschuhe. Die Finger sind auf Abzug- und Griff-Tasten gemappt, um das Halten einer Schusswaffe zu simulieren.</w:t>
       </w:r>
       <w:r>
         <w:br/>
@@ -355,10 +432,14 @@
           <w:b/>
           <w:bCs/>
         </w:rPr>
-        <w:t>Fortbewegung:</w:t>
-      </w:r>
-      <w:r>
-        <w:t xml:space="preserve"> Der Spieler steht in einem festen Bereich von 2 m × 2 m. Es gibt keine Joystick-Bewegung, wodurch Bewegungsübelkeit vermieden wird.</w:t>
+        <w:t>Level:</w:t>
+      </w:r>
+      <w:r>
+        <w:rPr>
+          <w:b/>
+          <w:bCs/>
+        </w:rPr>
+        <w:t xml:space="preserve"> Keins</w:t>
       </w:r>
       <w:r>
         <w:br/>
@@ -368,34 +449,20 @@
           <w:b/>
           <w:bCs/>
         </w:rPr>
-        <w:t>Handpräsenz:</w:t>
-      </w:r>
-      <w:r>
-        <w:t xml:space="preserve"> Realistische taktische Handschuhe. Die Finger sind auf Abzug- und Griff-Tasten gemappt, um das Halten einer Schusswaffe zu simulieren.</w:t>
+        <w:t>Gesundheits-Physik:</w:t>
+      </w:r>
+      <w:r>
+        <w:rPr>
+          <w:b/>
+          <w:bCs/>
+        </w:rPr>
+        <w:t xml:space="preserve"> Keine</w:t>
       </w:r>
       <w:r>
         <w:br/>
       </w:r>
-      <w:r>
-        <w:rPr>
-          <w:b/>
-          <w:bCs/>
-        </w:rPr>
-        <w:t>Level:</w:t>
-      </w:r>
-      <w:r>
-        <w:br/>
-      </w:r>
-      <w:r>
-        <w:rPr>
-          <w:b/>
-          <w:bCs/>
-        </w:rPr>
-        <w:t>Gesundheits-Physik:</w:t>
-      </w:r>
-      <w:r>
-        <w:br/>
-      </w:r>
+      <w:proofErr w:type="spellStart"/>
+      <w:proofErr w:type="gramStart"/>
       <w:r>
         <w:rPr>
           <w:b/>
@@ -403,6 +470,15 @@
         </w:rPr>
         <w:t>Zombiewellen:</w:t>
       </w:r>
+      <w:r>
+        <w:rPr>
+          <w:b/>
+          <w:bCs/>
+        </w:rPr>
+        <w:t>Keine</w:t>
+      </w:r>
+      <w:proofErr w:type="spellEnd"/>
+      <w:proofErr w:type="gramEnd"/>
     </w:p>
     <w:p>
       <w:pPr>
@@ -425,78 +501,16 @@
       <w:r>
         <w:rPr>
           <w:rStyle w:val="Heading2Char"/>
-        </w:rPr>
-        <w:t>VR-spezifisches Design</w:t>
-      </w:r>
-      <w:r>
-        <w:br/>
-      </w:r>
-      <w:r>
-        <w:rPr>
-          <w:b/>
-          <w:bCs/>
-        </w:rPr>
-        <w:t>Komfort:</w:t>
-      </w:r>
-      <w:r>
-        <w:t xml:space="preserve"> Da sich der Spieler nicht durch die Welt bewegt, ist das Spiel für jeden zugänglich.</w:t>
-      </w:r>
-      <w:r>
-        <w:br/>
-        <w:t>Benutzeroberfläche (UI): Wird auf einem kleinen holografischen Bildschirm angezeigt, der seitlich an der Waffe befestigt ist (Munitionsanzeige, Gesundheit).</w:t>
-      </w:r>
-      <w:r>
-        <w:br/>
-      </w:r>
-      <w:r>
-        <w:rPr>
-          <w:b/>
-          <w:bCs/>
-        </w:rPr>
-        <w:t>Audio-Design:</w:t>
-      </w:r>
-      <w:r>
-        <w:br/>
-      </w:r>
-      <w:r>
-        <w:rPr>
-          <w:b/>
-          <w:bCs/>
-        </w:rPr>
-        <w:t>Die Spielwelt:</w:t>
-      </w:r>
-    </w:p>
-    <w:p>
-      <w:pPr>
-        <w:tabs>
-          <w:tab w:val="left" w:pos="2029"/>
-        </w:tabs>
-      </w:pPr>
-      <w:r>
-        <w:pict w14:anchorId="77F6C022">
-          <v:rect id="_x0000_i1027" style="width:0;height:1.5pt" o:hralign="center" o:hrstd="t" o:hr="t" fillcolor="#a0a0a0" stroked="f"/>
-        </w:pict>
-      </w:r>
-    </w:p>
-    <w:p>
-      <w:pPr>
-        <w:tabs>
-          <w:tab w:val="left" w:pos="2029"/>
-        </w:tabs>
-      </w:pPr>
-      <w:r>
-        <w:rPr>
-          <w:rStyle w:val="Heading2Char"/>
           <w:noProof/>
         </w:rPr>
         <w:drawing>
-          <wp:anchor distT="0" distB="0" distL="114300" distR="114300" simplePos="0" relativeHeight="251660288" behindDoc="1" locked="0" layoutInCell="1" allowOverlap="1" wp14:anchorId="3793D830" wp14:editId="7E885FE8">
+          <wp:anchor distT="0" distB="0" distL="114300" distR="114300" simplePos="0" relativeHeight="251660288" behindDoc="1" locked="0" layoutInCell="1" allowOverlap="1" wp14:anchorId="3793D830" wp14:editId="03A8969A">
             <wp:simplePos x="0" y="0"/>
             <wp:positionH relativeFrom="margin">
               <wp:align>right</wp:align>
             </wp:positionH>
             <wp:positionV relativeFrom="paragraph">
-              <wp:posOffset>15090</wp:posOffset>
+              <wp:posOffset>287095</wp:posOffset>
             </wp:positionV>
             <wp:extent cx="2453640" cy="1142365"/>
             <wp:effectExtent l="0" t="0" r="3810" b="635"/>
@@ -515,7 +529,7 @@
                     </pic:cNvPicPr>
                   </pic:nvPicPr>
                   <pic:blipFill>
-                    <a:blip r:embed="rId7" cstate="print">
+                    <a:blip r:embed="rId8" cstate="print">
                       <a:extLst>
                         <a:ext uri="{28A0092B-C50C-407E-A947-70E740481C1C}">
                           <a14:useLocalDpi xmlns:a14="http://schemas.microsoft.com/office/drawing/2010/main" val="0"/>
@@ -550,6 +564,99 @@
         <w:rPr>
           <w:rStyle w:val="Heading2Char"/>
         </w:rPr>
+        <w:t>VR-spezifisches Design</w:t>
+      </w:r>
+      <w:r>
+        <w:br/>
+      </w:r>
+      <w:r>
+        <w:rPr>
+          <w:b/>
+          <w:bCs/>
+        </w:rPr>
+        <w:t>Komfort:</w:t>
+      </w:r>
+      <w:r>
+        <w:t xml:space="preserve"> Da sich der Spieler nicht durch die Welt bewegt, ist das Spiel für jeden zugänglich.</w:t>
+      </w:r>
+      <w:r>
+        <w:br/>
+        <w:t>Benutzeroberfläche (UI): Wird auf einem kleinen holografischen Bildschirm angezeigt, der seitlich an der Waffe befestigt ist (Munitionsanzeige, Gesundheit).</w:t>
+      </w:r>
+      <w:r>
+        <w:br/>
+      </w:r>
+      <w:r>
+        <w:rPr>
+          <w:b/>
+          <w:bCs/>
+        </w:rPr>
+        <w:t>Audio-Design:</w:t>
+      </w:r>
+      <w:r>
+        <w:rPr>
+          <w:b/>
+          <w:bCs/>
+        </w:rPr>
+        <w:t xml:space="preserve"> Laser</w:t>
+      </w:r>
+      <w:r>
+        <w:br/>
+      </w:r>
+      <w:r>
+        <w:rPr>
+          <w:b/>
+          <w:bCs/>
+        </w:rPr>
+        <w:t>Die Spielwelt:</w:t>
+      </w:r>
+      <w:r>
+        <w:rPr>
+          <w:b/>
+          <w:bCs/>
+        </w:rPr>
+        <w:t xml:space="preserve"> </w:t>
+      </w:r>
+      <w:proofErr w:type="spellStart"/>
+      <w:r>
+        <w:rPr>
+          <w:b/>
+          <w:bCs/>
+        </w:rPr>
+        <w:t>Haunted</w:t>
+      </w:r>
+      <w:proofErr w:type="spellEnd"/>
+      <w:r>
+        <w:rPr>
+          <w:b/>
+          <w:bCs/>
+        </w:rPr>
+        <w:t xml:space="preserve"> House</w:t>
+      </w:r>
+    </w:p>
+    <w:p>
+      <w:pPr>
+        <w:tabs>
+          <w:tab w:val="left" w:pos="2029"/>
+        </w:tabs>
+      </w:pPr>
+      <w:r>
+        <w:pict w14:anchorId="77F6C022">
+          <v:rect id="_x0000_i1027" style="width:0;height:1.5pt" o:hralign="center" o:hrstd="t" o:hr="t" fillcolor="#a0a0a0" stroked="f"/>
+        </w:pict>
+      </w:r>
+    </w:p>
+    <w:p>
+      <w:pPr>
+        <w:tabs>
+          <w:tab w:val="left" w:pos="2029"/>
+        </w:tabs>
+      </w:pPr>
+      <w:r>
+        <w:rPr>
+          <w:rStyle w:val="Heading2Char"/>
+        </w:rPr>
+        <w:lastRenderedPageBreak/>
         <w:t>Technische Spezifikationen</w:t>
       </w:r>
       <w:r>
@@ -569,6 +676,9 @@
         <w:t xml:space="preserve"> Unreal</w:t>
       </w:r>
       <w:r>
+        <w:t xml:space="preserve"> 5.7</w:t>
+      </w:r>
+      <w:r>
         <w:br/>
       </w:r>
       <w:r>
@@ -580,26 +690,6 @@
       </w:r>
       <w:r>
         <w:t xml:space="preserve"> GitHub</w:t>
-      </w:r>
-      <w:r>
-        <w:br/>
-      </w:r>
-      <w:r>
-        <w:rPr>
-          <w:b/>
-          <w:bCs/>
-        </w:rPr>
-        <w:t>Performance:</w:t>
-      </w:r>
-      <w:r>
-        <w:br/>
-      </w:r>
-      <w:r>
-        <w:rPr>
-          <w:b/>
-          <w:bCs/>
-        </w:rPr>
-        <w:t>Zombie-KI:</w:t>
       </w:r>
     </w:p>
     <w:p>
